--- a/testakten/statusfeststellung-gmbh-geschaeftsfuehrer-minderheit-erlangen/02_gesellschaftsvertrag.docx
+++ b/testakten/statusfeststellung-gmbh-geschaeftsfuehrer-minderheit-erlangen/02_gesellschaftsvertrag.docx
@@ -182,7 +182,7 @@
         <w:jc w:val="left"/>
       </w:pPr>
       <w:r>
-        <w:t>4.1 Die Gesellschaft hat einen oder mehrere Geschäftsführer. Die Gesellschafterversammlung bestellt und beruft die Geschäftsführer und kann ihnen jederzeit Einzelvertretungsbefugnis und Befreiung von den Beschränkungen des § 181 BGB erteilen oder entziehen.</w:t>
+        <w:t>4.1 Die Gesellschaft hat einen oder mehrere Geschäftsführer. Die Gesellschafterversammlung bestellt und beruft die Geschäftsführer und kann ihnen jederzeit Einzelvertretungsbefugnis und Befreiung von den Beschränkungen des Paragrafen 181 BGB erteilen oder entziehen.</w:t>
       </w:r>
     </w:p>
     <w:p>
@@ -728,14 +728,6 @@
         <w:t>Beglaubigter Auszug aus der notariellen Neufassung. Für die Übereinstimmung mit der Urschrift: Notar Dr. Alfons Reinboth, Erlangen, 06.03.2023.</w:t>
       </w:r>
     </w:p>
-    <w:p>
-      <w:pPr>
-        <w:jc w:val="left"/>
-      </w:pPr>
-      <w:r>
-        <w:t>Formathinweis: Dieses Aktenstück wird in Times New Roman, 11 pt, mit ausschließlich dezimaler Gliederung ausgegeben.</w:t>
-      </w:r>
-    </w:p>
     <w:sectPr>
       <w:pgSz w:w="11906" w:h="16838"/>
       <w:pgMar w:top="1417" w:right="1417" w:bottom="1417" w:left="1417" w:header="720" w:footer="720" w:gutter="0"/>
